--- a/branding/redes-sociales/Guia-perfiles-sociales-Noesis.docx
+++ b/branding/redes-sociales/Guia-perfiles-sociales-Noesis.docx
@@ -118,7 +118,7 @@
           <w:color w:val="5D6B66"/>
           <w:sz w:val="19"/>
         </w:rPr>
-        <w:t>Versión 1.0 · 31 de agosto de 2026</w:t>
+        <w:t>Versión 1.1 · 31 de agosto de 2026</w:t>
       </w:r>
     </w:p>
     <w:p>

--- a/branding/redes-sociales/Guia-perfiles-sociales-Noesis.docx
+++ b/branding/redes-sociales/Guia-perfiles-sociales-Noesis.docx
@@ -118,7 +118,7 @@
           <w:color w:val="5D6B66"/>
           <w:sz w:val="19"/>
         </w:rPr>
-        <w:t>Versión 1.1 · 31 de agosto de 2026</w:t>
+        <w:t>Versión 1.1.1 · 31 de agosto de 2026</w:t>
       </w:r>
     </w:p>
     <w:p>

--- a/branding/redes-sociales/Guia-perfiles-sociales-Noesis.docx
+++ b/branding/redes-sociales/Guia-perfiles-sociales-Noesis.docx
@@ -118,7 +118,7 @@
           <w:color w:val="5D6B66"/>
           <w:sz w:val="19"/>
         </w:rPr>
-        <w:t>Versión 1.1.1 · 31 de agosto de 2026</w:t>
+        <w:t>Versión 1.1.2 · 31 de agosto de 2026</w:t>
       </w:r>
     </w:p>
     <w:p>
